--- a/benchmark.docx
+++ b/benchmark.docx
@@ -286,7 +286,16 @@
                 <w:szCs w:val="28"/>
                 <w:lang w:val="en-US"/>
               </w:rPr>
-              <w:t>2024-25 heating period</w:t>
+              <w:t xml:space="preserve">2024-25 </w:t>
+            </w:r>
+            <w:r>
+              <w:rPr>
+                <w:rFonts w:ascii="Times New Roman" w:hAnsi="Times New Roman" w:cs="Times New Roman"/>
+                <w:sz w:val="28"/>
+                <w:szCs w:val="28"/>
+                <w:lang w:val="en-US"/>
+              </w:rPr>
+              <w:t>October-March</w:t>
             </w:r>
           </w:p>
         </w:tc>
@@ -324,14 +333,16 @@
                 <w:rFonts w:ascii="Times New Roman" w:hAnsi="Times New Roman" w:cs="Times New Roman"/>
                 <w:sz w:val="28"/>
                 <w:szCs w:val="28"/>
-                <w:lang w:val="en-US"/>
-              </w:rPr>
-            </w:pPr>
-            <w:r>
-              <w:rPr>
-                <w:rFonts w:ascii="Times New Roman" w:hAnsi="Times New Roman" w:cs="Times New Roman"/>
-                <w:sz w:val="28"/>
-                <w:szCs w:val="28"/>
+                <w:highlight w:val="yellow"/>
+                <w:lang w:val="en-US"/>
+              </w:rPr>
+            </w:pPr>
+            <w:r>
+              <w:rPr>
+                <w:rFonts w:ascii="Times New Roman" w:hAnsi="Times New Roman" w:cs="Times New Roman"/>
+                <w:sz w:val="28"/>
+                <w:szCs w:val="28"/>
+                <w:highlight w:val="yellow"/>
                 <w:lang w:val="en-US"/>
               </w:rPr>
               <w:t>no gains</w:t>
@@ -446,14 +457,16 @@
                 <w:rFonts w:ascii="Times New Roman" w:hAnsi="Times New Roman" w:cs="Times New Roman"/>
                 <w:sz w:val="28"/>
                 <w:szCs w:val="28"/>
-                <w:lang w:val="en-US"/>
-              </w:rPr>
-            </w:pPr>
-            <w:r>
-              <w:rPr>
-                <w:rFonts w:ascii="Times New Roman" w:hAnsi="Times New Roman" w:cs="Times New Roman"/>
-                <w:sz w:val="28"/>
-                <w:szCs w:val="28"/>
+                <w:highlight w:val="yellow"/>
+                <w:lang w:val="en-US"/>
+              </w:rPr>
+            </w:pPr>
+            <w:r>
+              <w:rPr>
+                <w:rFonts w:ascii="Times New Roman" w:hAnsi="Times New Roman" w:cs="Times New Roman"/>
+                <w:sz w:val="28"/>
+                <w:szCs w:val="28"/>
+                <w:highlight w:val="yellow"/>
                 <w:lang w:val="en-US"/>
               </w:rPr>
               <w:t>93.9%</w:t>
@@ -568,14 +581,16 @@
                 <w:rFonts w:ascii="Times New Roman" w:hAnsi="Times New Roman" w:cs="Times New Roman"/>
                 <w:sz w:val="28"/>
                 <w:szCs w:val="28"/>
-                <w:lang w:val="en-US"/>
-              </w:rPr>
-            </w:pPr>
-            <w:r>
-              <w:rPr>
-                <w:rFonts w:ascii="Times New Roman" w:hAnsi="Times New Roman" w:cs="Times New Roman"/>
-                <w:sz w:val="28"/>
-                <w:szCs w:val="28"/>
+                <w:highlight w:val="yellow"/>
+                <w:lang w:val="en-US"/>
+              </w:rPr>
+            </w:pPr>
+            <w:r>
+              <w:rPr>
+                <w:rFonts w:ascii="Times New Roman" w:hAnsi="Times New Roman" w:cs="Times New Roman"/>
+                <w:sz w:val="28"/>
+                <w:szCs w:val="28"/>
+                <w:highlight w:val="yellow"/>
                 <w:lang w:val="en-US"/>
               </w:rPr>
               <w:t>1197</w:t>
@@ -690,14 +705,16 @@
                 <w:rFonts w:ascii="Times New Roman" w:hAnsi="Times New Roman" w:cs="Times New Roman"/>
                 <w:sz w:val="28"/>
                 <w:szCs w:val="28"/>
-                <w:lang w:val="en-US"/>
-              </w:rPr>
-            </w:pPr>
-            <w:r>
-              <w:rPr>
-                <w:rFonts w:ascii="Times New Roman" w:hAnsi="Times New Roman" w:cs="Times New Roman"/>
-                <w:sz w:val="28"/>
-                <w:szCs w:val="28"/>
+                <w:highlight w:val="yellow"/>
+                <w:lang w:val="en-US"/>
+              </w:rPr>
+            </w:pPr>
+            <w:r>
+              <w:rPr>
+                <w:rFonts w:ascii="Times New Roman" w:hAnsi="Times New Roman" w:cs="Times New Roman"/>
+                <w:sz w:val="28"/>
+                <w:szCs w:val="28"/>
+                <w:highlight w:val="yellow"/>
                 <w:lang w:val="en-US"/>
               </w:rPr>
               <w:t>2609.85</w:t>
@@ -812,14 +829,16 @@
                 <w:rFonts w:ascii="Times New Roman" w:hAnsi="Times New Roman" w:cs="Times New Roman"/>
                 <w:sz w:val="28"/>
                 <w:szCs w:val="28"/>
-                <w:lang w:val="en-US"/>
-              </w:rPr>
-            </w:pPr>
-            <w:r>
-              <w:rPr>
-                <w:rFonts w:ascii="Times New Roman" w:hAnsi="Times New Roman" w:cs="Times New Roman"/>
-                <w:sz w:val="28"/>
-                <w:szCs w:val="28"/>
+                <w:highlight w:val="yellow"/>
+                <w:lang w:val="en-US"/>
+              </w:rPr>
+            </w:pPr>
+            <w:r>
+              <w:rPr>
+                <w:rFonts w:ascii="Times New Roman" w:hAnsi="Times New Roman" w:cs="Times New Roman"/>
+                <w:sz w:val="28"/>
+                <w:szCs w:val="28"/>
+                <w:highlight w:val="yellow"/>
                 <w:lang w:val="en-US"/>
               </w:rPr>
               <w:t>7450.7</w:t>
@@ -922,7 +941,16 @@
                 <w:szCs w:val="28"/>
                 <w:lang w:val="en-US"/>
               </w:rPr>
-              <w:t>2025-26 heating period</w:t>
+              <w:t xml:space="preserve">2025-26 </w:t>
+            </w:r>
+            <w:r>
+              <w:rPr>
+                <w:rFonts w:ascii="Times New Roman" w:hAnsi="Times New Roman" w:cs="Times New Roman"/>
+                <w:sz w:val="28"/>
+                <w:szCs w:val="28"/>
+                <w:lang w:val="en-US"/>
+              </w:rPr>
+              <w:t>October-March</w:t>
             </w:r>
           </w:p>
         </w:tc>
@@ -960,14 +988,16 @@
                 <w:rFonts w:ascii="Times New Roman" w:hAnsi="Times New Roman" w:cs="Times New Roman"/>
                 <w:sz w:val="28"/>
                 <w:szCs w:val="28"/>
-                <w:lang w:val="en-US"/>
-              </w:rPr>
-            </w:pPr>
-            <w:r>
-              <w:rPr>
-                <w:rFonts w:ascii="Times New Roman" w:hAnsi="Times New Roman" w:cs="Times New Roman"/>
-                <w:sz w:val="28"/>
-                <w:szCs w:val="28"/>
+                <w:highlight w:val="yellow"/>
+                <w:lang w:val="en-US"/>
+              </w:rPr>
+            </w:pPr>
+            <w:r>
+              <w:rPr>
+                <w:rFonts w:ascii="Times New Roman" w:hAnsi="Times New Roman" w:cs="Times New Roman"/>
+                <w:sz w:val="28"/>
+                <w:szCs w:val="28"/>
+                <w:highlight w:val="yellow"/>
                 <w:lang w:val="en-US"/>
               </w:rPr>
               <w:t>no gains</w:t>
@@ -1100,14 +1130,16 @@
                 <w:rFonts w:ascii="Times New Roman" w:hAnsi="Times New Roman" w:cs="Times New Roman"/>
                 <w:sz w:val="28"/>
                 <w:szCs w:val="28"/>
-                <w:lang w:val="en-US"/>
-              </w:rPr>
-            </w:pPr>
-            <w:r>
-              <w:rPr>
-                <w:rFonts w:ascii="Times New Roman" w:hAnsi="Times New Roman" w:cs="Times New Roman"/>
-                <w:sz w:val="28"/>
-                <w:szCs w:val="28"/>
+                <w:highlight w:val="yellow"/>
+                <w:lang w:val="en-US"/>
+              </w:rPr>
+            </w:pPr>
+            <w:r>
+              <w:rPr>
+                <w:rFonts w:ascii="Times New Roman" w:hAnsi="Times New Roman" w:cs="Times New Roman"/>
+                <w:sz w:val="28"/>
+                <w:szCs w:val="28"/>
+                <w:highlight w:val="yellow"/>
                 <w:lang w:val="en-US"/>
               </w:rPr>
               <w:t>90.5%</w:t>
@@ -1231,14 +1263,16 @@
                 <w:rFonts w:ascii="Times New Roman" w:hAnsi="Times New Roman" w:cs="Times New Roman"/>
                 <w:sz w:val="28"/>
                 <w:szCs w:val="28"/>
-                <w:lang w:val="en-US"/>
-              </w:rPr>
-            </w:pPr>
-            <w:r>
-              <w:rPr>
-                <w:rFonts w:ascii="Times New Roman" w:hAnsi="Times New Roman" w:cs="Times New Roman"/>
-                <w:sz w:val="28"/>
-                <w:szCs w:val="28"/>
+                <w:highlight w:val="yellow"/>
+                <w:lang w:val="en-US"/>
+              </w:rPr>
+            </w:pPr>
+            <w:r>
+              <w:rPr>
+                <w:rFonts w:ascii="Times New Roman" w:hAnsi="Times New Roman" w:cs="Times New Roman"/>
+                <w:sz w:val="28"/>
+                <w:szCs w:val="28"/>
+                <w:highlight w:val="yellow"/>
                 <w:lang w:val="en-US"/>
               </w:rPr>
               <w:t>1090</w:t>
@@ -1353,14 +1387,16 @@
                 <w:rFonts w:ascii="Times New Roman" w:hAnsi="Times New Roman" w:cs="Times New Roman"/>
                 <w:sz w:val="28"/>
                 <w:szCs w:val="28"/>
-                <w:lang w:val="en-US"/>
-              </w:rPr>
-            </w:pPr>
-            <w:r>
-              <w:rPr>
-                <w:rFonts w:ascii="Times New Roman" w:hAnsi="Times New Roman" w:cs="Times New Roman"/>
-                <w:sz w:val="28"/>
-                <w:szCs w:val="28"/>
+                <w:highlight w:val="yellow"/>
+                <w:lang w:val="en-US"/>
+              </w:rPr>
+            </w:pPr>
+            <w:r>
+              <w:rPr>
+                <w:rFonts w:ascii="Times New Roman" w:hAnsi="Times New Roman" w:cs="Times New Roman"/>
+                <w:sz w:val="28"/>
+                <w:szCs w:val="28"/>
+                <w:highlight w:val="yellow"/>
                 <w:lang w:val="en-US"/>
               </w:rPr>
               <w:t>2674.28</w:t>
@@ -1484,14 +1520,16 @@
                 <w:rFonts w:ascii="Times New Roman" w:hAnsi="Times New Roman" w:cs="Times New Roman"/>
                 <w:sz w:val="28"/>
                 <w:szCs w:val="28"/>
-                <w:lang w:val="en-US"/>
-              </w:rPr>
-            </w:pPr>
-            <w:r>
-              <w:rPr>
-                <w:rFonts w:ascii="Times New Roman" w:hAnsi="Times New Roman" w:cs="Times New Roman"/>
-                <w:sz w:val="28"/>
-                <w:szCs w:val="28"/>
+                <w:highlight w:val="yellow"/>
+                <w:lang w:val="en-US"/>
+              </w:rPr>
+            </w:pPr>
+            <w:r>
+              <w:rPr>
+                <w:rFonts w:ascii="Times New Roman" w:hAnsi="Times New Roman" w:cs="Times New Roman"/>
+                <w:sz w:val="28"/>
+                <w:szCs w:val="28"/>
+                <w:highlight w:val="yellow"/>
                 <w:lang w:val="en-US"/>
               </w:rPr>
               <w:t>7992.8</w:t>
@@ -1635,14 +1673,16 @@
                 <w:rFonts w:ascii="Times New Roman" w:hAnsi="Times New Roman" w:cs="Times New Roman"/>
                 <w:sz w:val="28"/>
                 <w:szCs w:val="28"/>
-                <w:lang w:val="en-US"/>
-              </w:rPr>
-            </w:pPr>
-            <w:r>
-              <w:rPr>
-                <w:rFonts w:ascii="Times New Roman" w:hAnsi="Times New Roman" w:cs="Times New Roman"/>
-                <w:sz w:val="28"/>
-                <w:szCs w:val="28"/>
+                <w:highlight w:val="yellow"/>
+                <w:lang w:val="en-US"/>
+              </w:rPr>
+            </w:pPr>
+            <w:r>
+              <w:rPr>
+                <w:rFonts w:ascii="Times New Roman" w:hAnsi="Times New Roman" w:cs="Times New Roman"/>
+                <w:sz w:val="28"/>
+                <w:szCs w:val="28"/>
+                <w:highlight w:val="yellow"/>
                 <w:lang w:val="en-US"/>
               </w:rPr>
               <w:t>no gains</w:t>
@@ -1793,14 +1833,16 @@
                 <w:rFonts w:ascii="Times New Roman" w:hAnsi="Times New Roman" w:cs="Times New Roman"/>
                 <w:sz w:val="28"/>
                 <w:szCs w:val="28"/>
-                <w:lang w:val="en-US"/>
-              </w:rPr>
-            </w:pPr>
-            <w:r>
-              <w:rPr>
-                <w:rFonts w:ascii="Times New Roman" w:hAnsi="Times New Roman" w:cs="Times New Roman"/>
-                <w:sz w:val="28"/>
-                <w:szCs w:val="28"/>
+                <w:highlight w:val="yellow"/>
+                <w:lang w:val="en-US"/>
+              </w:rPr>
+            </w:pPr>
+            <w:r>
+              <w:rPr>
+                <w:rFonts w:ascii="Times New Roman" w:hAnsi="Times New Roman" w:cs="Times New Roman"/>
+                <w:sz w:val="28"/>
+                <w:szCs w:val="28"/>
+                <w:highlight w:val="yellow"/>
                 <w:lang w:val="en-US"/>
               </w:rPr>
               <w:t>97.0%</w:t>
@@ -1915,14 +1957,16 @@
                 <w:rFonts w:ascii="Times New Roman" w:hAnsi="Times New Roman" w:cs="Times New Roman"/>
                 <w:sz w:val="28"/>
                 <w:szCs w:val="28"/>
-                <w:lang w:val="en-US"/>
-              </w:rPr>
-            </w:pPr>
-            <w:r>
-              <w:rPr>
-                <w:rFonts w:ascii="Times New Roman" w:hAnsi="Times New Roman" w:cs="Times New Roman"/>
-                <w:sz w:val="28"/>
-                <w:szCs w:val="28"/>
+                <w:highlight w:val="yellow"/>
+                <w:lang w:val="en-US"/>
+              </w:rPr>
+            </w:pPr>
+            <w:r>
+              <w:rPr>
+                <w:rFonts w:ascii="Times New Roman" w:hAnsi="Times New Roman" w:cs="Times New Roman"/>
+                <w:sz w:val="28"/>
+                <w:szCs w:val="28"/>
+                <w:highlight w:val="yellow"/>
                 <w:lang w:val="en-US"/>
               </w:rPr>
               <w:t>660</w:t>
@@ -2037,14 +2081,16 @@
                 <w:rFonts w:ascii="Times New Roman" w:hAnsi="Times New Roman" w:cs="Times New Roman"/>
                 <w:sz w:val="28"/>
                 <w:szCs w:val="28"/>
-                <w:lang w:val="en-US"/>
-              </w:rPr>
-            </w:pPr>
-            <w:r>
-              <w:rPr>
-                <w:rFonts w:ascii="Times New Roman" w:hAnsi="Times New Roman" w:cs="Times New Roman"/>
-                <w:sz w:val="28"/>
-                <w:szCs w:val="28"/>
+                <w:highlight w:val="yellow"/>
+                <w:lang w:val="en-US"/>
+              </w:rPr>
+            </w:pPr>
+            <w:r>
+              <w:rPr>
+                <w:rFonts w:ascii="Times New Roman" w:hAnsi="Times New Roman" w:cs="Times New Roman"/>
+                <w:sz w:val="28"/>
+                <w:szCs w:val="28"/>
+                <w:highlight w:val="yellow"/>
                 <w:lang w:val="en-US"/>
               </w:rPr>
               <w:t>1022.55</w:t>
@@ -2159,14 +2205,16 @@
                 <w:rFonts w:ascii="Times New Roman" w:hAnsi="Times New Roman" w:cs="Times New Roman"/>
                 <w:sz w:val="28"/>
                 <w:szCs w:val="28"/>
-                <w:lang w:val="en-US"/>
-              </w:rPr>
-            </w:pPr>
-            <w:r>
-              <w:rPr>
-                <w:rFonts w:ascii="Times New Roman" w:hAnsi="Times New Roman" w:cs="Times New Roman"/>
-                <w:sz w:val="28"/>
-                <w:szCs w:val="28"/>
+                <w:highlight w:val="yellow"/>
+                <w:lang w:val="en-US"/>
+              </w:rPr>
+            </w:pPr>
+            <w:r>
+              <w:rPr>
+                <w:rFonts w:ascii="Times New Roman" w:hAnsi="Times New Roman" w:cs="Times New Roman"/>
+                <w:sz w:val="28"/>
+                <w:szCs w:val="28"/>
+                <w:highlight w:val="yellow"/>
                 <w:lang w:val="en-US"/>
               </w:rPr>
               <w:t>3521.9</w:t>
@@ -2307,14 +2355,16 @@
                 <w:rFonts w:ascii="Times New Roman" w:hAnsi="Times New Roman" w:cs="Times New Roman"/>
                 <w:sz w:val="28"/>
                 <w:szCs w:val="28"/>
-                <w:lang w:val="en-US"/>
-              </w:rPr>
-            </w:pPr>
-            <w:r>
-              <w:rPr>
-                <w:rFonts w:ascii="Times New Roman" w:hAnsi="Times New Roman" w:cs="Times New Roman"/>
-                <w:sz w:val="28"/>
-                <w:szCs w:val="28"/>
+                <w:highlight w:val="yellow"/>
+                <w:lang w:val="en-US"/>
+              </w:rPr>
+            </w:pPr>
+            <w:r>
+              <w:rPr>
+                <w:rFonts w:ascii="Times New Roman" w:hAnsi="Times New Roman" w:cs="Times New Roman"/>
+                <w:sz w:val="28"/>
+                <w:szCs w:val="28"/>
+                <w:highlight w:val="yellow"/>
                 <w:lang w:val="en-US"/>
               </w:rPr>
               <w:t>no gains</w:t>
@@ -2415,7 +2465,16 @@
                 <w:szCs w:val="28"/>
                 <w:lang w:val="en-US"/>
               </w:rPr>
-              <w:t>50</w:t>
+              <w:t>5</w:t>
+            </w:r>
+            <w:r>
+              <w:rPr>
+                <w:rFonts w:ascii="Times New Roman" w:hAnsi="Times New Roman" w:cs="Times New Roman"/>
+                <w:sz w:val="28"/>
+                <w:szCs w:val="28"/>
+                <w:lang w:val="en-US"/>
+              </w:rPr>
+              <w:t>3</w:t>
             </w:r>
             <w:r>
               <w:rPr>
@@ -2433,7 +2492,7 @@
                 <w:szCs w:val="28"/>
                 <w:lang w:val="en-US"/>
               </w:rPr>
-              <w:t>8</w:t>
+              <w:t>4</w:t>
             </w:r>
             <w:r>
               <w:rPr>
@@ -2456,14 +2515,16 @@
                 <w:rFonts w:ascii="Times New Roman" w:hAnsi="Times New Roman" w:cs="Times New Roman"/>
                 <w:sz w:val="28"/>
                 <w:szCs w:val="28"/>
-                <w:lang w:val="en-US"/>
-              </w:rPr>
-            </w:pPr>
-            <w:r>
-              <w:rPr>
-                <w:rFonts w:ascii="Times New Roman" w:hAnsi="Times New Roman" w:cs="Times New Roman"/>
-                <w:sz w:val="28"/>
-                <w:szCs w:val="28"/>
+                <w:highlight w:val="yellow"/>
+                <w:lang w:val="en-US"/>
+              </w:rPr>
+            </w:pPr>
+            <w:r>
+              <w:rPr>
+                <w:rFonts w:ascii="Times New Roman" w:hAnsi="Times New Roman" w:cs="Times New Roman"/>
+                <w:sz w:val="28"/>
+                <w:szCs w:val="28"/>
+                <w:highlight w:val="yellow"/>
                 <w:lang w:val="en-US"/>
               </w:rPr>
               <w:t>80.1%</w:t>
@@ -2578,14 +2639,16 @@
                 <w:rFonts w:ascii="Times New Roman" w:hAnsi="Times New Roman" w:cs="Times New Roman"/>
                 <w:sz w:val="28"/>
                 <w:szCs w:val="28"/>
-                <w:lang w:val="en-US"/>
-              </w:rPr>
-            </w:pPr>
-            <w:r>
-              <w:rPr>
-                <w:rFonts w:ascii="Times New Roman" w:hAnsi="Times New Roman" w:cs="Times New Roman"/>
-                <w:sz w:val="28"/>
-                <w:szCs w:val="28"/>
+                <w:highlight w:val="yellow"/>
+                <w:lang w:val="en-US"/>
+              </w:rPr>
+            </w:pPr>
+            <w:r>
+              <w:rPr>
+                <w:rFonts w:ascii="Times New Roman" w:hAnsi="Times New Roman" w:cs="Times New Roman"/>
+                <w:sz w:val="28"/>
+                <w:szCs w:val="28"/>
+                <w:highlight w:val="yellow"/>
                 <w:lang w:val="en-US"/>
               </w:rPr>
               <w:t>1915</w:t>
@@ -2695,28 +2758,48 @@
                 <w:szCs w:val="28"/>
                 <w:lang w:val="en-US"/>
               </w:rPr>
-              <w:t>566.01</w:t>
-            </w:r>
-          </w:p>
-        </w:tc>
-        <w:tc>
-          <w:tcPr>
-            <w:tcW w:w="1869" w:type="dxa"/>
-          </w:tcPr>
-          <w:p>
-            <w:pPr>
-              <w:rPr>
-                <w:rFonts w:ascii="Times New Roman" w:hAnsi="Times New Roman" w:cs="Times New Roman"/>
-                <w:sz w:val="28"/>
-                <w:szCs w:val="28"/>
-                <w:lang w:val="en-US"/>
-              </w:rPr>
-            </w:pPr>
-            <w:r>
-              <w:rPr>
-                <w:rFonts w:ascii="Times New Roman" w:hAnsi="Times New Roman" w:cs="Times New Roman"/>
-                <w:sz w:val="28"/>
-                <w:szCs w:val="28"/>
+              <w:t>629</w:t>
+            </w:r>
+            <w:r>
+              <w:rPr>
+                <w:rFonts w:ascii="Times New Roman" w:hAnsi="Times New Roman" w:cs="Times New Roman"/>
+                <w:sz w:val="28"/>
+                <w:szCs w:val="28"/>
+                <w:lang w:val="en-US"/>
+              </w:rPr>
+              <w:t>.</w:t>
+            </w:r>
+            <w:r>
+              <w:rPr>
+                <w:rFonts w:ascii="Times New Roman" w:hAnsi="Times New Roman" w:cs="Times New Roman"/>
+                <w:sz w:val="28"/>
+                <w:szCs w:val="28"/>
+                <w:lang w:val="en-US"/>
+              </w:rPr>
+              <w:t>33</w:t>
+            </w:r>
+          </w:p>
+        </w:tc>
+        <w:tc>
+          <w:tcPr>
+            <w:tcW w:w="1869" w:type="dxa"/>
+          </w:tcPr>
+          <w:p>
+            <w:pPr>
+              <w:rPr>
+                <w:rFonts w:ascii="Times New Roman" w:hAnsi="Times New Roman" w:cs="Times New Roman"/>
+                <w:sz w:val="28"/>
+                <w:szCs w:val="28"/>
+                <w:highlight w:val="yellow"/>
+                <w:lang w:val="en-US"/>
+              </w:rPr>
+            </w:pPr>
+            <w:r>
+              <w:rPr>
+                <w:rFonts w:ascii="Times New Roman" w:hAnsi="Times New Roman" w:cs="Times New Roman"/>
+                <w:sz w:val="28"/>
+                <w:szCs w:val="28"/>
+                <w:highlight w:val="yellow"/>
                 <w:lang w:val="en-US"/>
               </w:rPr>
               <w:t>2469.60</w:t>
@@ -2817,28 +2900,48 @@
                 <w:szCs w:val="28"/>
                 <w:lang w:val="en-US"/>
               </w:rPr>
-              <w:t>5051.1</w:t>
-            </w:r>
-          </w:p>
-        </w:tc>
-        <w:tc>
-          <w:tcPr>
-            <w:tcW w:w="1869" w:type="dxa"/>
-          </w:tcPr>
-          <w:p>
-            <w:pPr>
-              <w:rPr>
-                <w:rFonts w:ascii="Times New Roman" w:hAnsi="Times New Roman" w:cs="Times New Roman"/>
-                <w:sz w:val="28"/>
-                <w:szCs w:val="28"/>
-                <w:lang w:val="en-US"/>
-              </w:rPr>
-            </w:pPr>
-            <w:r>
-              <w:rPr>
-                <w:rFonts w:ascii="Times New Roman" w:hAnsi="Times New Roman" w:cs="Times New Roman"/>
-                <w:sz w:val="28"/>
-                <w:szCs w:val="28"/>
+              <w:t>4875</w:t>
+            </w:r>
+            <w:r>
+              <w:rPr>
+                <w:rFonts w:ascii="Times New Roman" w:hAnsi="Times New Roman" w:cs="Times New Roman"/>
+                <w:sz w:val="28"/>
+                <w:szCs w:val="28"/>
+                <w:lang w:val="en-US"/>
+              </w:rPr>
+              <w:t>.</w:t>
+            </w:r>
+            <w:r>
+              <w:rPr>
+                <w:rFonts w:ascii="Times New Roman" w:hAnsi="Times New Roman" w:cs="Times New Roman"/>
+                <w:sz w:val="28"/>
+                <w:szCs w:val="28"/>
+                <w:lang w:val="en-US"/>
+              </w:rPr>
+              <w:t>5</w:t>
+            </w:r>
+          </w:p>
+        </w:tc>
+        <w:tc>
+          <w:tcPr>
+            <w:tcW w:w="1869" w:type="dxa"/>
+          </w:tcPr>
+          <w:p>
+            <w:pPr>
+              <w:rPr>
+                <w:rFonts w:ascii="Times New Roman" w:hAnsi="Times New Roman" w:cs="Times New Roman"/>
+                <w:sz w:val="28"/>
+                <w:szCs w:val="28"/>
+                <w:highlight w:val="yellow"/>
+                <w:lang w:val="en-US"/>
+              </w:rPr>
+            </w:pPr>
+            <w:r>
+              <w:rPr>
+                <w:rFonts w:ascii="Times New Roman" w:hAnsi="Times New Roman" w:cs="Times New Roman"/>
+                <w:sz w:val="28"/>
+                <w:szCs w:val="28"/>
+                <w:highlight w:val="yellow"/>
                 <w:lang w:val="en-US"/>
               </w:rPr>
               <w:t>8028.7</w:t>
